--- a/docs/PM Plan.docx
+++ b/docs/PM Plan.docx
@@ -774,15 +774,7 @@
           <w:sz w:val="28"/>
           <w:szCs w:val="28"/>
         </w:rPr>
-        <w:t>кроссплатформенность</w:t>
-      </w:r>
-      <w:r>
-        <w:rPr>
-          <w:color w:val="0F1115"/>
-          <w:sz w:val="28"/>
-          <w:szCs w:val="28"/>
-        </w:rPr>
-        <w:t xml:space="preserve"> (</w:t>
+        <w:t>кроссплатформенность (</w:t>
       </w:r>
       <w:proofErr w:type="spellStart"/>
       <w:r>
@@ -2180,12 +2172,70 @@
         <w:pStyle w:val="2"/>
         <w:shd w:val="clear" w:color="auto" w:fill="FFFFFF"/>
         <w:spacing w:before="0" w:beforeAutospacing="0" w:after="0" w:afterAutospacing="0" w:line="480" w:lineRule="atLeast"/>
-        <w:rPr>
-          <w:color w:val="0F1115"/>
-          <w:sz w:val="28"/>
-          <w:szCs w:val="28"/>
-        </w:rPr>
-      </w:pPr>
+        <w:ind w:left="-567"/>
+        <w:rPr>
+          <w:color w:val="0F1115"/>
+          <w:sz w:val="28"/>
+          <w:szCs w:val="28"/>
+        </w:rPr>
+      </w:pPr>
+      <w:bookmarkStart w:id="0" w:name="_GoBack"/>
+      <w:r>
+        <w:rPr>
+          <w:noProof/>
+          <w:color w:val="0F1115"/>
+          <w:sz w:val="28"/>
+          <w:szCs w:val="28"/>
+        </w:rPr>
+        <w:drawing>
+          <wp:inline distT="0" distB="0" distL="0" distR="0">
+            <wp:extent cx="5832585" cy="3470677"/>
+            <wp:effectExtent l="0" t="0" r="0" b="0"/>
+            <wp:docPr id="1" name="Рисунок 1"/>
+            <wp:cNvGraphicFramePr>
+              <a:graphicFrameLocks xmlns:a="http://schemas.openxmlformats.org/drawingml/2006/main" noChangeAspect="1"/>
+            </wp:cNvGraphicFramePr>
+            <a:graphic xmlns:a="http://schemas.openxmlformats.org/drawingml/2006/main">
+              <a:graphicData uri="http://schemas.openxmlformats.org/drawingml/2006/picture">
+                <pic:pic xmlns:pic="http://schemas.openxmlformats.org/drawingml/2006/picture">
+                  <pic:nvPicPr>
+                    <pic:cNvPr id="0" name="Picture 1" descr="C:\Users\Student\Downloads\2026-03-13_12-46-10.png"/>
+                    <pic:cNvPicPr>
+                      <a:picLocks noChangeAspect="1" noChangeArrowheads="1"/>
+                    </pic:cNvPicPr>
+                  </pic:nvPicPr>
+                  <pic:blipFill>
+                    <a:blip r:embed="rId5">
+                      <a:extLst>
+                        <a:ext uri="{28A0092B-C50C-407E-A947-70E740481C1C}">
+                          <a14:useLocalDpi xmlns:a14="http://schemas.microsoft.com/office/drawing/2010/main" val="0"/>
+                        </a:ext>
+                      </a:extLst>
+                    </a:blip>
+                    <a:stretch>
+                      <a:fillRect/>
+                    </a:stretch>
+                  </pic:blipFill>
+                  <pic:spPr bwMode="auto">
+                    <a:xfrm>
+                      <a:off x="0" y="0"/>
+                      <a:ext cx="5832585" cy="3470677"/>
+                    </a:xfrm>
+                    <a:prstGeom prst="rect">
+                      <a:avLst/>
+                    </a:prstGeom>
+                    <a:noFill/>
+                    <a:ln>
+                      <a:noFill/>
+                    </a:ln>
+                  </pic:spPr>
+                </pic:pic>
+              </a:graphicData>
+            </a:graphic>
+          </wp:inline>
+        </w:drawing>
+      </w:r>
+      <w:bookmarkEnd w:id="0"/>
     </w:p>
     <w:p>
       <w:pPr>
@@ -2273,23 +2323,7 @@
           <w:sz w:val="28"/>
           <w:szCs w:val="28"/>
         </w:rPr>
-        <w:t> </w:t>
-      </w:r>
-      <w:r>
-        <w:rPr>
-          <w:color w:val="0F1115"/>
-          <w:sz w:val="28"/>
-          <w:szCs w:val="28"/>
-        </w:rPr>
-        <w:t>Основная разработка (</w:t>
-      </w:r>
-      <w:r>
-        <w:rPr>
-          <w:color w:val="0F1115"/>
-          <w:sz w:val="28"/>
-          <w:szCs w:val="28"/>
-        </w:rPr>
-        <w:t>управление, AI, графика)</w:t>
+        <w:t> Основная разработка (управление, AI, графика)</w:t>
       </w:r>
     </w:p>
     <w:p>
@@ -2323,15 +2357,7 @@
           <w:sz w:val="28"/>
           <w:szCs w:val="28"/>
         </w:rPr>
-        <w:t> Разработка ин</w:t>
-      </w:r>
-      <w:r>
-        <w:rPr>
-          <w:color w:val="0F1115"/>
-          <w:sz w:val="28"/>
-          <w:szCs w:val="28"/>
-        </w:rPr>
-        <w:t>терфейса, системы заездов</w:t>
+        <w:t> Разработка интерфейса, системы заездов</w:t>
       </w:r>
     </w:p>
     <w:p>
@@ -2365,15 +2391,7 @@
           <w:sz w:val="28"/>
           <w:szCs w:val="28"/>
         </w:rPr>
-        <w:t> Интеграция, тести</w:t>
-      </w:r>
-      <w:r>
-        <w:rPr>
-          <w:color w:val="0F1115"/>
-          <w:sz w:val="28"/>
-          <w:szCs w:val="28"/>
-        </w:rPr>
-        <w:t>рование, доработка</w:t>
+        <w:t> Интеграция, тестирование, доработка</w:t>
       </w:r>
       <w:r>
         <w:rPr>
@@ -2516,39 +2534,18 @@
           <w:szCs w:val="28"/>
           <w:shd w:val="clear" w:color="auto" w:fill="FFFFFF"/>
         </w:rPr>
-        <w:t>Менеджер проекта</w:t>
-      </w:r>
-      <w:r>
-        <w:rPr>
-          <w:rStyle w:val="a3"/>
-          <w:rFonts w:ascii="Times New Roman" w:hAnsi="Times New Roman" w:cs="Times New Roman"/>
-          <w:b w:val="0"/>
-          <w:color w:val="0F1115"/>
-          <w:sz w:val="28"/>
-          <w:szCs w:val="28"/>
-          <w:shd w:val="clear" w:color="auto" w:fill="FFFFFF"/>
-        </w:rPr>
-        <w:t xml:space="preserve"> - </w:t>
-      </w:r>
-      <w:r>
-        <w:rPr>
-          <w:rFonts w:ascii="Times New Roman" w:hAnsi="Times New Roman" w:cs="Times New Roman"/>
-          <w:color w:val="0F1115"/>
-          <w:sz w:val="28"/>
-          <w:szCs w:val="28"/>
-          <w:shd w:val="clear" w:color="auto" w:fill="FFFFFF"/>
-        </w:rPr>
-        <w:t>п</w:t>
-      </w:r>
-      <w:r>
-        <w:rPr>
-          <w:rFonts w:ascii="Times New Roman" w:hAnsi="Times New Roman" w:cs="Times New Roman"/>
-          <w:color w:val="0F1115"/>
-          <w:sz w:val="28"/>
-          <w:szCs w:val="28"/>
-          <w:shd w:val="clear" w:color="auto" w:fill="FFFFFF"/>
-        </w:rPr>
-        <w:t>ланирование, контроль сроков, коммуникация, документация, тестирование</w:t>
+        <w:lastRenderedPageBreak/>
+        <w:t xml:space="preserve">Менеджер проекта - </w:t>
+      </w:r>
+      <w:r>
+        <w:rPr>
+          <w:rFonts w:ascii="Times New Roman" w:hAnsi="Times New Roman" w:cs="Times New Roman"/>
+          <w:color w:val="0F1115"/>
+          <w:sz w:val="28"/>
+          <w:szCs w:val="28"/>
+          <w:shd w:val="clear" w:color="auto" w:fill="FFFFFF"/>
+        </w:rPr>
+        <w:t>планирование, контроль сроков, коммуникация, документация, тестирование</w:t>
       </w:r>
     </w:p>
     <w:p>
@@ -2571,49 +2568,17 @@
           <w:szCs w:val="28"/>
           <w:shd w:val="clear" w:color="auto" w:fill="FFFFFF"/>
         </w:rPr>
-        <w:t>Разработчик 1</w:t>
-      </w:r>
-      <w:r>
-        <w:rPr>
-          <w:rStyle w:val="a3"/>
-          <w:rFonts w:ascii="Times New Roman" w:hAnsi="Times New Roman" w:cs="Times New Roman"/>
-          <w:b w:val="0"/>
-          <w:color w:val="0F1115"/>
-          <w:sz w:val="28"/>
-          <w:szCs w:val="28"/>
-          <w:shd w:val="clear" w:color="auto" w:fill="FFFFFF"/>
-        </w:rPr>
-        <w:t xml:space="preserve"> - </w:t>
-      </w:r>
-      <w:r>
-        <w:rPr>
-          <w:rFonts w:ascii="Times New Roman" w:hAnsi="Times New Roman" w:cs="Times New Roman"/>
-          <w:color w:val="0F1115"/>
-          <w:sz w:val="28"/>
-          <w:szCs w:val="28"/>
-          <w:shd w:val="clear" w:color="auto" w:fill="FFFFFF"/>
-        </w:rPr>
-        <w:t>AI, основная архитектура</w:t>
-      </w:r>
-      <w:r>
-        <w:rPr>
-          <w:rFonts w:ascii="Times New Roman" w:hAnsi="Times New Roman" w:cs="Times New Roman"/>
-          <w:color w:val="0F1115"/>
-          <w:sz w:val="28"/>
-          <w:szCs w:val="28"/>
-          <w:shd w:val="clear" w:color="auto" w:fill="FFFFFF"/>
-        </w:rPr>
-        <w:t xml:space="preserve">, </w:t>
-      </w:r>
-      <w:r>
-        <w:rPr>
-          <w:rFonts w:ascii="Times New Roman" w:hAnsi="Times New Roman" w:cs="Times New Roman"/>
-          <w:color w:val="0F1115"/>
-          <w:sz w:val="28"/>
-          <w:szCs w:val="28"/>
-          <w:shd w:val="clear" w:color="auto" w:fill="FFFFFF"/>
-        </w:rPr>
-        <w:t>игровой цикл, управление</w:t>
+        <w:t xml:space="preserve">Разработчик 1 - </w:t>
+      </w:r>
+      <w:r>
+        <w:rPr>
+          <w:rFonts w:ascii="Times New Roman" w:hAnsi="Times New Roman" w:cs="Times New Roman"/>
+          <w:color w:val="0F1115"/>
+          <w:sz w:val="28"/>
+          <w:szCs w:val="28"/>
+          <w:shd w:val="clear" w:color="auto" w:fill="FFFFFF"/>
+        </w:rPr>
+        <w:t>AI, основная архитектура, игровой цикл, управление</w:t>
       </w:r>
     </w:p>
     <w:p>
@@ -2635,17 +2600,7 @@
           <w:szCs w:val="28"/>
           <w:shd w:val="clear" w:color="auto" w:fill="FFFFFF"/>
         </w:rPr>
-        <w:t>Разработчик 2 - и</w:t>
-      </w:r>
-      <w:r>
-        <w:rPr>
-          <w:rFonts w:ascii="Times New Roman" w:hAnsi="Times New Roman" w:cs="Times New Roman"/>
-          <w:color w:val="0F1115"/>
-          <w:sz w:val="28"/>
-          <w:szCs w:val="28"/>
-          <w:shd w:val="clear" w:color="auto" w:fill="FFFFFF"/>
-        </w:rPr>
-        <w:t>нтерфейс, интеграция</w:t>
+        <w:t>Разработчик 2 - интерфейс, интеграция</w:t>
       </w:r>
     </w:p>
     <w:p>
@@ -2667,17 +2622,7 @@
           <w:szCs w:val="28"/>
           <w:shd w:val="clear" w:color="auto" w:fill="FFFFFF"/>
         </w:rPr>
-        <w:t>Дизайнер - г</w:t>
-      </w:r>
-      <w:r>
-        <w:rPr>
-          <w:rFonts w:ascii="Times New Roman" w:hAnsi="Times New Roman" w:cs="Times New Roman"/>
-          <w:color w:val="0F1115"/>
-          <w:sz w:val="28"/>
-          <w:szCs w:val="28"/>
-          <w:shd w:val="clear" w:color="auto" w:fill="FFFFFF"/>
-        </w:rPr>
-        <w:t>рафика, анимации, звуки, спрайты, UI-дизайн</w:t>
+        <w:t>Дизайнер - графика, анимации, звуки, спрайты, UI-дизайн</w:t>
       </w:r>
     </w:p>
     <w:p>
@@ -2981,7 +2926,6 @@
                 <w:szCs w:val="28"/>
                 <w:shd w:val="clear" w:color="auto" w:fill="FFFFFF"/>
               </w:rPr>
-              <w:lastRenderedPageBreak/>
               <w:t>Проблемы с графикой</w:t>
             </w:r>
           </w:p>
@@ -3868,6 +3812,7 @@
           <w:sz w:val="40"/>
           <w:szCs w:val="40"/>
         </w:rPr>
+        <w:lastRenderedPageBreak/>
         <w:t>8. Архитектура программного кода</w:t>
       </w:r>
     </w:p>
@@ -4228,7 +4173,6 @@
           <w:sz w:val="40"/>
           <w:szCs w:val="40"/>
         </w:rPr>
-        <w:lastRenderedPageBreak/>
         <w:t>9. Управление качеством</w:t>
       </w:r>
     </w:p>
@@ -4431,16 +4375,7 @@
           <w:sz w:val="28"/>
           <w:szCs w:val="28"/>
         </w:rPr>
-        <w:t>Кроссплатформенное</w:t>
-      </w:r>
-      <w:r>
-        <w:rPr>
-          <w:rStyle w:val="a3"/>
-          <w:color w:val="0F1115"/>
-          <w:sz w:val="28"/>
-          <w:szCs w:val="28"/>
-        </w:rPr>
-        <w:t xml:space="preserve"> тестирование:</w:t>
+        <w:t>Кроссплатформенное тестирование:</w:t>
       </w:r>
       <w:r>
         <w:rPr>
@@ -4722,8 +4657,6 @@
           <w:szCs w:val="28"/>
         </w:rPr>
       </w:pPr>
-      <w:bookmarkStart w:id="0" w:name="_GoBack"/>
-      <w:bookmarkEnd w:id="0"/>
     </w:p>
     <w:p>
       <w:pPr>
